--- a/Quiz/Ch1_Quiz.docx
+++ b/Quiz/Ch1_Quiz.docx
@@ -15,7 +15,7 @@
           <w:sz w:val="40"/>
           <w:szCs w:val="40"/>
         </w:rPr>
-        <w:t>Introduction to AI Safety, Ethics, and Society — Ch1 Quiz ANS</w:t>
+        <w:t>Introduction to AI Safety, Ethics, and Society — Ch1 Quiz</w:t>
       </w:r>
     </w:p>
     <w:p>
@@ -450,6 +450,15 @@
           <w:sz w:val="22"/>
         </w:rPr>
         <w:br/>
+        <w:t>B) Layering multiple imperfect defenses compensates for each other's weaknesses and reduces overall risk</w:t>
+      </w:r>
+      <w:r>
+        <w:rPr>
+          <w:rFonts w:ascii="Times New Roman" w:eastAsia="inter" w:hAnsi="Times New Roman" w:cs="Times New Roman"/>
+          <w:color w:val="000000"/>
+          <w:sz w:val="22"/>
+        </w:rPr>
+        <w:br/>
       </w:r>
       <w:r>
         <w:rPr>
@@ -458,15 +467,6 @@
           <w:sz w:val="22"/>
         </w:rPr>
         <w:lastRenderedPageBreak/>
-        <w:t>B) Layering multiple imperfect defenses compensates for each other's weaknesses and reduces overall risk</w:t>
-      </w:r>
-      <w:r>
-        <w:rPr>
-          <w:rFonts w:ascii="Times New Roman" w:eastAsia="inter" w:hAnsi="Times New Roman" w:cs="Times New Roman"/>
-          <w:color w:val="000000"/>
-          <w:sz w:val="22"/>
-        </w:rPr>
-        <w:br/>
         <w:t>C) Safety measures are unnecessary with a skilled team</w:t>
       </w:r>
       <w:r>
